--- a/public/application-forms/2026/Individual/inhouse/EFG-Course-Registration-Individual-BCW-Application-Form.docx
+++ b/public/application-forms/2026/Individual/inhouse/EFG-Course-Registration-Individual-BCW-Application-Form.docx
@@ -9673,8 +9673,12 @@
     <w:p>
       <w:pPr>
         <w:sectPr>
-          <w:headerReference w:type="default" r:id="rId7"/>
-          <w:footerReference w:type="default" r:id="rId8"/>
+          <w:headerReference w:type="even" r:id="rId7"/>
+          <w:headerReference w:type="default" r:id="rId8"/>
+          <w:footerReference w:type="even" r:id="rId9"/>
+          <w:footerReference w:type="default" r:id="rId10"/>
+          <w:headerReference w:type="first" r:id="rId11"/>
+          <w:footerReference w:type="first" r:id="rId12"/>
           <w:type w:val="continuous"/>
           <w:pgSz w:w="11910" w:h="16840"/>
           <w:pgMar w:top="60" w:right="708" w:bottom="1500" w:left="708" w:header="432" w:footer="1008" w:gutter="0"/>
@@ -10603,9 +10607,8 @@
           <w:szCs w:val="24"/>
           <w:lang w:bidi="ta-IN"/>
         </w:rPr>
-        <w:t xml:space="preserve">___________________ </w:t>
+        <w:t xml:space="preserve">___________________           </w:t>
       </w:r>
-      <w:proofErr w:type="gramStart"/>
       <w:r>
         <w:rPr>
           <w:rFonts w:ascii="Times New Roman" w:eastAsia="Times New Roman" w:hAnsi="Times New Roman" w:cs="Latha"/>
@@ -10613,7 +10616,7 @@
           <w:szCs w:val="24"/>
           <w:lang w:bidi="ta-IN"/>
         </w:rPr>
-        <w:t xml:space="preserve">          </w:t>
+        <w:t xml:space="preserve">               </w:t>
       </w:r>
       <w:r>
         <w:rPr>
@@ -10622,18 +10625,8 @@
           <w:szCs w:val="24"/>
           <w:lang w:bidi="ta-IN"/>
         </w:rPr>
-        <w:t xml:space="preserve">               </w:t>
-      </w:r>
-      <w:r>
-        <w:rPr>
-          <w:rFonts w:ascii="Times New Roman" w:eastAsia="Times New Roman" w:hAnsi="Times New Roman" w:cs="Latha"/>
-          <w:sz w:val="24"/>
-          <w:szCs w:val="24"/>
-          <w:lang w:bidi="ta-IN"/>
-        </w:rPr>
         <w:t xml:space="preserve">   __________________________                 </w:t>
       </w:r>
-      <w:proofErr w:type="gramEnd"/>
       <w:r>
         <w:rPr>
           <w:rFonts w:ascii="Times New Roman" w:eastAsia="Times New Roman" w:hAnsi="Times New Roman" w:cs="Latha"/>
@@ -11493,7 +11486,7 @@
                                 </pic:cNvPicPr>
                               </pic:nvPicPr>
                               <pic:blipFill>
-                                <a:blip r:embed="rId9">
+                                <a:blip r:embed="rId13">
                                   <a:extLst>
                                     <a:ext uri="{28A0092B-C50C-407E-A947-70E740481C1C}">
                                       <a14:useLocalDpi xmlns:a14="http://schemas.microsoft.com/office/drawing/2010/main" val="0"/>
@@ -11555,7 +11548,7 @@
                                 </pic:cNvPicPr>
                               </pic:nvPicPr>
                               <pic:blipFill>
-                                <a:blip r:embed="rId9">
+                                <a:blip r:embed="rId13">
                                   <a:extLst>
                                     <a:ext uri="{28A0092B-C50C-407E-A947-70E740481C1C}">
                                       <a14:useLocalDpi xmlns:a14="http://schemas.microsoft.com/office/drawing/2010/main" val="0"/>
@@ -11617,7 +11610,7 @@
                                 </pic:cNvPicPr>
                               </pic:nvPicPr>
                               <pic:blipFill>
-                                <a:blip r:embed="rId9">
+                                <a:blip r:embed="rId13">
                                   <a:extLst>
                                     <a:ext uri="{28A0092B-C50C-407E-A947-70E740481C1C}">
                                       <a14:useLocalDpi xmlns:a14="http://schemas.microsoft.com/office/drawing/2010/main" val="0"/>
@@ -11679,7 +11672,7 @@
                                 </pic:cNvPicPr>
                               </pic:nvPicPr>
                               <pic:blipFill>
-                                <a:blip r:embed="rId9">
+                                <a:blip r:embed="rId13">
                                   <a:extLst>
                                     <a:ext uri="{28A0092B-C50C-407E-A947-70E740481C1C}">
                                       <a14:useLocalDpi xmlns:a14="http://schemas.microsoft.com/office/drawing/2010/main" val="0"/>
@@ -12154,8 +12147,8 @@
           <w:lang w:bidi="ta-IN"/>
         </w:rPr>
         <w:sectPr>
-          <w:headerReference w:type="default" r:id="rId10"/>
-          <w:footerReference w:type="default" r:id="rId11"/>
+          <w:headerReference w:type="default" r:id="rId14"/>
+          <w:footerReference w:type="default" r:id="rId15"/>
           <w:pgSz w:w="15840" w:h="12240" w:orient="landscape"/>
           <w:pgMar w:top="851" w:right="672" w:bottom="810" w:left="426" w:header="360" w:footer="432" w:gutter="0"/>
           <w:pgNumType w:start="2"/>
@@ -12230,27 +12223,7 @@
           <w:szCs w:val="24"/>
           <w:lang w:val="en-SG" w:bidi="ta-IN"/>
         </w:rPr>
-        <w:t xml:space="preserve"> is designed to train individuals to work safely as banksmen (also known as traffic marshals or </w:t>
-      </w:r>
-      <w:proofErr w:type="spellStart"/>
-      <w:r>
-        <w:rPr>
-          <w:rFonts w:ascii="Calibri" w:eastAsia="SimSun" w:hAnsi="Calibri" w:cs="Calibri"/>
-          <w:sz w:val="24"/>
-          <w:szCs w:val="24"/>
-          <w:lang w:val="en-SG" w:bidi="ta-IN"/>
-        </w:rPr>
-        <w:t>signalers</w:t>
-      </w:r>
-      <w:proofErr w:type="spellEnd"/>
-      <w:r>
-        <w:rPr>
-          <w:rFonts w:ascii="Calibri" w:eastAsia="SimSun" w:hAnsi="Calibri" w:cs="Calibri"/>
-          <w:sz w:val="24"/>
-          <w:szCs w:val="24"/>
-          <w:lang w:val="en-SG" w:bidi="ta-IN"/>
-        </w:rPr>
-        <w:t>) in industries like construction, logistics, and transportation. Banksmen are responsible for guiding vehicles, especially heavy machinery, in tight or busy spaces to prevent accidents and ensure safety.</w:t>
+        <w:t xml:space="preserve"> is designed to train individuals to work safely as banksmen (also known as traffic marshals or signalers) in industries like construction, logistics, and transportation. Banksmen are responsible for guiding vehicles, especially heavy machinery, in tight or busy spaces to prevent accidents and ensure safety.</w:t>
       </w:r>
     </w:p>
     <w:p>
@@ -13055,6 +13028,24 @@
         <w:rPr>
           <w:rFonts w:ascii="Calibri" w:hAnsi="Calibri" w:cs="Calibri"/>
         </w:rPr>
+        <w:fldChar w:fldCharType="begin"/>
+      </w:r>
+      <w:r>
+        <w:rPr>
+          <w:rFonts w:ascii="Calibri" w:hAnsi="Calibri" w:cs="Calibri"/>
+        </w:rPr>
+        <w:instrText xml:space="preserve"> INCLUDEPICTURE  "https://i.ebayimg.com/images/g/BWsAAOSw~oFZ2ym1/s-l300.jpg" \* MERGEFORMATINET </w:instrText>
+      </w:r>
+      <w:r>
+        <w:rPr>
+          <w:rFonts w:ascii="Calibri" w:hAnsi="Calibri" w:cs="Calibri"/>
+        </w:rPr>
+        <w:fldChar w:fldCharType="separate"/>
+      </w:r>
+      <w:r>
+        <w:rPr>
+          <w:rFonts w:ascii="Calibri" w:hAnsi="Calibri" w:cs="Calibri"/>
+        </w:rPr>
         <w:pict w14:anchorId="6D4A28C5">
           <v:shapetype id="_x0000_t75" coordsize="21600,21600" o:spt="75" o:preferrelative="t" path="m@4@5l@4@11@9@11@9@5xe" filled="f" stroked="f">
             <v:stroke joinstyle="miter"/>
@@ -13075,8 +13066,8 @@
             <v:path o:extrusionok="f" gradientshapeok="t" o:connecttype="rect"/>
             <o:lock v:ext="edit" aspectratio="t"/>
           </v:shapetype>
-          <v:shape id="_x0000_i1037" type="#_x0000_t75" alt="Image result for banksman pictures" style="width:225pt;height:163.5pt">
-            <v:imagedata r:id="rId12" r:href="rId13"/>
+          <v:shape id="_x0000_i1032" type="#_x0000_t75" alt="Image result for banksman pictures" style="width:225pt;height:163.5pt">
+            <v:imagedata r:id="rId16" r:href="rId17"/>
           </v:shape>
         </w:pict>
       </w:r>
@@ -13090,6 +13081,12 @@
         <w:rPr>
           <w:rFonts w:ascii="Calibri" w:hAnsi="Calibri" w:cs="Calibri"/>
         </w:rPr>
+        <w:fldChar w:fldCharType="end"/>
+      </w:r>
+      <w:r>
+        <w:rPr>
+          <w:rFonts w:ascii="Calibri" w:hAnsi="Calibri" w:cs="Calibri"/>
+        </w:rPr>
         <w:fldChar w:fldCharType="begin"/>
       </w:r>
       <w:r>
@@ -13108,11 +13105,35 @@
         <w:rPr>
           <w:rFonts w:ascii="Calibri" w:hAnsi="Calibri" w:cs="Calibri"/>
         </w:rPr>
+        <w:fldChar w:fldCharType="begin"/>
+      </w:r>
+      <w:r>
+        <w:rPr>
+          <w:rFonts w:ascii="Calibri" w:hAnsi="Calibri" w:cs="Calibri"/>
+        </w:rPr>
+        <w:instrText xml:space="preserve"> INCLUDEPICTURE  "https://driversprep.com/news/wp-content/cache/2016/09/Work_zone_2016-09-15-4.jpg" \* MERGEFORMATINET </w:instrText>
+      </w:r>
+      <w:r>
+        <w:rPr>
+          <w:rFonts w:ascii="Calibri" w:hAnsi="Calibri" w:cs="Calibri"/>
+        </w:rPr>
+        <w:fldChar w:fldCharType="separate"/>
+      </w:r>
+      <w:r>
+        <w:rPr>
+          <w:rFonts w:ascii="Calibri" w:hAnsi="Calibri" w:cs="Calibri"/>
+        </w:rPr>
         <w:pict w14:anchorId="510B09CC">
-          <v:shape id="_x0000_i1038" type="#_x0000_t75" alt="Image result for flagger red and green clipart" style="width:168pt;height:168pt">
-            <v:imagedata r:id="rId14" r:href="rId15"/>
+          <v:shape id="_x0000_i1033" type="#_x0000_t75" alt="Image result for flagger red and green clipart" style="width:168pt;height:168pt">
+            <v:imagedata r:id="rId18" r:href="rId19"/>
           </v:shape>
         </w:pict>
+      </w:r>
+      <w:r>
+        <w:rPr>
+          <w:rFonts w:ascii="Calibri" w:hAnsi="Calibri" w:cs="Calibri"/>
+        </w:rPr>
+        <w:fldChar w:fldCharType="end"/>
       </w:r>
       <w:r>
         <w:rPr>
@@ -13249,7 +13270,7 @@
         </w:rPr>
         <w:t xml:space="preserve">E-mail: </w:t>
       </w:r>
-      <w:hyperlink r:id="rId16" w:history="1">
+      <w:hyperlink r:id="rId20" w:history="1">
         <w:r>
           <w:rPr>
             <w:rStyle w:val="Hyperlink"/>
@@ -13293,12 +13314,12 @@
       </w:pPr>
     </w:p>
     <w:sectPr>
-      <w:headerReference w:type="even" r:id="rId17"/>
-      <w:headerReference w:type="default" r:id="rId18"/>
-      <w:footerReference w:type="even" r:id="rId19"/>
-      <w:footerReference w:type="default" r:id="rId20"/>
-      <w:headerReference w:type="first" r:id="rId21"/>
-      <w:footerReference w:type="first" r:id="rId22"/>
+      <w:headerReference w:type="even" r:id="rId21"/>
+      <w:headerReference w:type="default" r:id="rId22"/>
+      <w:footerReference w:type="even" r:id="rId23"/>
+      <w:footerReference w:type="default" r:id="rId24"/>
+      <w:headerReference w:type="first" r:id="rId25"/>
+      <w:footerReference w:type="first" r:id="rId26"/>
       <w:pgSz w:w="11909" w:h="16834" w:code="9"/>
       <w:pgMar w:top="1267" w:right="720" w:bottom="720" w:left="720" w:header="284" w:footer="64" w:gutter="0"/>
       <w:cols w:space="720"/>
@@ -13328,6 +13349,16 @@
 </file>
 
 <file path=word/footer1.xml><?xml version="1.0" encoding="utf-8"?>
+<w:ftr xmlns:wpc="http://schemas.microsoft.com/office/word/2010/wordprocessingCanvas" xmlns:cx="http://schemas.microsoft.com/office/drawing/2014/chartex" xmlns:cx1="http://schemas.microsoft.com/office/drawing/2015/9/8/chartex" xmlns:cx2="http://schemas.microsoft.com/office/drawing/2015/10/21/chartex" xmlns:cx3="http://schemas.microsoft.com/office/drawing/2016/5/9/chartex" xmlns:cx4="http://schemas.microsoft.com/office/drawing/2016/5/10/chartex" xmlns:cx5="http://schemas.microsoft.com/office/drawing/2016/5/11/chartex" xmlns:cx6="http://schemas.microsoft.com/office/drawing/2016/5/12/chartex" xmlns:cx7="http://schemas.microsoft.com/office/drawing/2016/5/13/chartex" xmlns:cx8="http://schemas.microsoft.com/office/drawing/2016/5/14/chartex" xmlns:mc="http://schemas.openxmlformats.org/markup-compatibility/2006" xmlns:aink="http://schemas.microsoft.com/office/drawing/2016/ink" xmlns:am3d="http://schemas.microsoft.com/office/drawing/2017/model3d" xmlns:o="urn:schemas-microsoft-com:office:office" xmlns:oel="http://schemas.microsoft.com/office/2019/extlst" xmlns:r="http://schemas.openxmlformats.org/officeDocument/2006/relationships" xmlns:m="http://schemas.openxmlformats.org/officeDocument/2006/math" xmlns:v="urn:schemas-microsoft-com:vml" xmlns:wp14="http://schemas.microsoft.com/office/word/2010/wordprocessingDrawing" xmlns:wp="http://schemas.openxmlformats.org/drawingml/2006/wordprocessingDrawing" xmlns:w10="urn:schemas-microsoft-com:office:word" xmlns:w="http://schemas.openxmlformats.org/wordprocessingml/2006/main" xmlns:w14="http://schemas.microsoft.com/office/word/2010/wordml" xmlns:w15="http://schemas.microsoft.com/office/word/2012/wordml" xmlns:w16cex="http://schemas.microsoft.com/office/word/2018/wordml/cex" xmlns:w16cid="http://schemas.microsoft.com/office/word/2016/wordml/cid" xmlns:w16="http://schemas.microsoft.com/office/word/2018/wordml" xmlns:w16du="http://schemas.microsoft.com/office/word/2023/wordml/word16du" xmlns:w16sdtdh="http://schemas.microsoft.com/office/word/2020/wordml/sdtdatahash" xmlns:w16sdtfl="http://schemas.microsoft.com/office/word/2024/wordml/sdtformatlock" xmlns:w16se="http://schemas.microsoft.com/office/word/2015/wordml/symex" xmlns:wpg="http://schemas.microsoft.com/office/word/2010/wordprocessingGroup" xmlns:wpi="http://schemas.microsoft.com/office/word/2010/wordprocessingInk" xmlns:wne="http://schemas.microsoft.com/office/word/2006/wordml" xmlns:wps="http://schemas.microsoft.com/office/word/2010/wordprocessingShape" mc:Ignorable="w14 w15 w16se w16cid w16 w16cex w16sdtdh w16sdtfl w16du wp14">
+  <w:p>
+    <w:pPr>
+      <w:pStyle w:val="Footer"/>
+    </w:pPr>
+  </w:p>
+</w:ftr>
+</file>
+
+<file path=word/footer2.xml><?xml version="1.0" encoding="utf-8"?>
 <w:ftr xmlns:wpc="http://schemas.microsoft.com/office/word/2010/wordprocessingCanvas" xmlns:cx="http://schemas.microsoft.com/office/drawing/2014/chartex" xmlns:cx1="http://schemas.microsoft.com/office/drawing/2015/9/8/chartex" xmlns:cx2="http://schemas.microsoft.com/office/drawing/2015/10/21/chartex" xmlns:cx3="http://schemas.microsoft.com/office/drawing/2016/5/9/chartex" xmlns:cx4="http://schemas.microsoft.com/office/drawing/2016/5/10/chartex" xmlns:cx5="http://schemas.microsoft.com/office/drawing/2016/5/11/chartex" xmlns:cx6="http://schemas.microsoft.com/office/drawing/2016/5/12/chartex" xmlns:cx7="http://schemas.microsoft.com/office/drawing/2016/5/13/chartex" xmlns:cx8="http://schemas.microsoft.com/office/drawing/2016/5/14/chartex" xmlns:mc="http://schemas.openxmlformats.org/markup-compatibility/2006" xmlns:aink="http://schemas.microsoft.com/office/drawing/2016/ink" xmlns:am3d="http://schemas.microsoft.com/office/drawing/2017/model3d" xmlns:o="urn:schemas-microsoft-com:office:office" xmlns:oel="http://schemas.microsoft.com/office/2019/extlst" xmlns:r="http://schemas.openxmlformats.org/officeDocument/2006/relationships" xmlns:m="http://schemas.openxmlformats.org/officeDocument/2006/math" xmlns:v="urn:schemas-microsoft-com:vml" xmlns:wp14="http://schemas.microsoft.com/office/word/2010/wordprocessingDrawing" xmlns:wp="http://schemas.openxmlformats.org/drawingml/2006/wordprocessingDrawing" xmlns:w10="urn:schemas-microsoft-com:office:word" xmlns:w="http://schemas.openxmlformats.org/wordprocessingml/2006/main" xmlns:w14="http://schemas.microsoft.com/office/word/2010/wordml" xmlns:w15="http://schemas.microsoft.com/office/word/2012/wordml" xmlns:w16cex="http://schemas.microsoft.com/office/word/2018/wordml/cex" xmlns:w16cid="http://schemas.microsoft.com/office/word/2016/wordml/cid" xmlns:w16="http://schemas.microsoft.com/office/word/2018/wordml" xmlns:w16du="http://schemas.microsoft.com/office/word/2023/wordml/word16du" xmlns:w16sdtdh="http://schemas.microsoft.com/office/word/2020/wordml/sdtdatahash" xmlns:w16sdtfl="http://schemas.microsoft.com/office/word/2024/wordml/sdtformatlock" xmlns:w16se="http://schemas.microsoft.com/office/word/2015/wordml/symex" xmlns:wpg="http://schemas.microsoft.com/office/word/2010/wordprocessingGroup" xmlns:wpi="http://schemas.microsoft.com/office/word/2010/wordprocessingInk" xmlns:wne="http://schemas.microsoft.com/office/word/2006/wordml" xmlns:wps="http://schemas.microsoft.com/office/word/2010/wordprocessingShape" mc:Ignorable="w14 w15 w16se w16cid w16 w16cex w16sdtdh w16sdtfl w16du wp14">
   <w:p>
     <w:pPr>
@@ -14056,7 +14087,17 @@
 </w:ftr>
 </file>
 
-<file path=word/footer2.xml><?xml version="1.0" encoding="utf-8"?>
+<file path=word/footer3.xml><?xml version="1.0" encoding="utf-8"?>
+<w:ftr xmlns:wpc="http://schemas.microsoft.com/office/word/2010/wordprocessingCanvas" xmlns:cx="http://schemas.microsoft.com/office/drawing/2014/chartex" xmlns:cx1="http://schemas.microsoft.com/office/drawing/2015/9/8/chartex" xmlns:cx2="http://schemas.microsoft.com/office/drawing/2015/10/21/chartex" xmlns:cx3="http://schemas.microsoft.com/office/drawing/2016/5/9/chartex" xmlns:cx4="http://schemas.microsoft.com/office/drawing/2016/5/10/chartex" xmlns:cx5="http://schemas.microsoft.com/office/drawing/2016/5/11/chartex" xmlns:cx6="http://schemas.microsoft.com/office/drawing/2016/5/12/chartex" xmlns:cx7="http://schemas.microsoft.com/office/drawing/2016/5/13/chartex" xmlns:cx8="http://schemas.microsoft.com/office/drawing/2016/5/14/chartex" xmlns:mc="http://schemas.openxmlformats.org/markup-compatibility/2006" xmlns:aink="http://schemas.microsoft.com/office/drawing/2016/ink" xmlns:am3d="http://schemas.microsoft.com/office/drawing/2017/model3d" xmlns:o="urn:schemas-microsoft-com:office:office" xmlns:oel="http://schemas.microsoft.com/office/2019/extlst" xmlns:r="http://schemas.openxmlformats.org/officeDocument/2006/relationships" xmlns:m="http://schemas.openxmlformats.org/officeDocument/2006/math" xmlns:v="urn:schemas-microsoft-com:vml" xmlns:wp14="http://schemas.microsoft.com/office/word/2010/wordprocessingDrawing" xmlns:wp="http://schemas.openxmlformats.org/drawingml/2006/wordprocessingDrawing" xmlns:w10="urn:schemas-microsoft-com:office:word" xmlns:w="http://schemas.openxmlformats.org/wordprocessingml/2006/main" xmlns:w14="http://schemas.microsoft.com/office/word/2010/wordml" xmlns:w15="http://schemas.microsoft.com/office/word/2012/wordml" xmlns:w16cex="http://schemas.microsoft.com/office/word/2018/wordml/cex" xmlns:w16cid="http://schemas.microsoft.com/office/word/2016/wordml/cid" xmlns:w16="http://schemas.microsoft.com/office/word/2018/wordml" xmlns:w16du="http://schemas.microsoft.com/office/word/2023/wordml/word16du" xmlns:w16sdtdh="http://schemas.microsoft.com/office/word/2020/wordml/sdtdatahash" xmlns:w16sdtfl="http://schemas.microsoft.com/office/word/2024/wordml/sdtformatlock" xmlns:w16se="http://schemas.microsoft.com/office/word/2015/wordml/symex" xmlns:wpg="http://schemas.microsoft.com/office/word/2010/wordprocessingGroup" xmlns:wpi="http://schemas.microsoft.com/office/word/2010/wordprocessingInk" xmlns:wne="http://schemas.microsoft.com/office/word/2006/wordml" xmlns:wps="http://schemas.microsoft.com/office/word/2010/wordprocessingShape" mc:Ignorable="w14 w15 w16se w16cid w16 w16cex w16sdtdh w16sdtfl w16du wp14">
+  <w:p>
+    <w:pPr>
+      <w:pStyle w:val="Footer"/>
+    </w:pPr>
+  </w:p>
+</w:ftr>
+</file>
+
+<file path=word/footer4.xml><?xml version="1.0" encoding="utf-8"?>
 <w:ftr xmlns:wpc="http://schemas.microsoft.com/office/word/2010/wordprocessingCanvas" xmlns:cx="http://schemas.microsoft.com/office/drawing/2014/chartex" xmlns:cx1="http://schemas.microsoft.com/office/drawing/2015/9/8/chartex" xmlns:cx2="http://schemas.microsoft.com/office/drawing/2015/10/21/chartex" xmlns:cx3="http://schemas.microsoft.com/office/drawing/2016/5/9/chartex" xmlns:cx4="http://schemas.microsoft.com/office/drawing/2016/5/10/chartex" xmlns:cx5="http://schemas.microsoft.com/office/drawing/2016/5/11/chartex" xmlns:cx6="http://schemas.microsoft.com/office/drawing/2016/5/12/chartex" xmlns:cx7="http://schemas.microsoft.com/office/drawing/2016/5/13/chartex" xmlns:cx8="http://schemas.microsoft.com/office/drawing/2016/5/14/chartex" xmlns:mc="http://schemas.openxmlformats.org/markup-compatibility/2006" xmlns:aink="http://schemas.microsoft.com/office/drawing/2016/ink" xmlns:am3d="http://schemas.microsoft.com/office/drawing/2017/model3d" xmlns:o="urn:schemas-microsoft-com:office:office" xmlns:oel="http://schemas.microsoft.com/office/2019/extlst" xmlns:r="http://schemas.openxmlformats.org/officeDocument/2006/relationships" xmlns:m="http://schemas.openxmlformats.org/officeDocument/2006/math" xmlns:v="urn:schemas-microsoft-com:vml" xmlns:wp14="http://schemas.microsoft.com/office/word/2010/wordprocessingDrawing" xmlns:wp="http://schemas.openxmlformats.org/drawingml/2006/wordprocessingDrawing" xmlns:w10="urn:schemas-microsoft-com:office:word" xmlns:w="http://schemas.openxmlformats.org/wordprocessingml/2006/main" xmlns:w14="http://schemas.microsoft.com/office/word/2010/wordml" xmlns:w15="http://schemas.microsoft.com/office/word/2012/wordml" xmlns:w16cex="http://schemas.microsoft.com/office/word/2018/wordml/cex" xmlns:w16cid="http://schemas.microsoft.com/office/word/2016/wordml/cid" xmlns:w16="http://schemas.microsoft.com/office/word/2018/wordml" xmlns:w16du="http://schemas.microsoft.com/office/word/2023/wordml/word16du" xmlns:w16sdtdh="http://schemas.microsoft.com/office/word/2020/wordml/sdtdatahash" xmlns:w16sdtfl="http://schemas.microsoft.com/office/word/2024/wordml/sdtformatlock" xmlns:w16se="http://schemas.microsoft.com/office/word/2015/wordml/symex" xmlns:wpg="http://schemas.microsoft.com/office/word/2010/wordprocessingGroup" xmlns:wpi="http://schemas.microsoft.com/office/word/2010/wordprocessingInk" xmlns:wne="http://schemas.microsoft.com/office/word/2006/wordml" xmlns:wps="http://schemas.microsoft.com/office/word/2010/wordprocessingShape" mc:Ignorable="w14 w15 w16se w16cid w16 w16cex w16sdtdh w16sdtfl w16du wp14">
   <w:p>
     <w:pPr>
@@ -14141,19 +14182,23 @@
     </w:r>
     <w:r>
       <w:rPr>
-        <w:rFonts w:ascii="Calibri" w:eastAsia="Times New Roman" w:hAnsi="Calibri" w:cs="Calibri"/>
+        <w:rFonts w:ascii="Calibri"/>
         <w:sz w:val="18"/>
-        <w:szCs w:val="18"/>
-        <w:lang w:val="x-none" w:eastAsia="x-none" w:bidi="ta-IN"/>
       </w:rPr>
-      <w:t xml:space="preserve">EFG-SP-01 </w:t>
+      <w:t>EFG-SP-02</w:t>
     </w:r>
     <w:r>
       <w:rPr>
-        <w:rFonts w:ascii="Calibri" w:eastAsia="Times New Roman" w:hAnsi="Calibri" w:cs="Calibri"/>
+        <w:rFonts w:ascii="Calibri"/>
+        <w:spacing w:val="-6"/>
         <w:sz w:val="18"/>
-        <w:szCs w:val="18"/>
-        <w:lang w:val="x-none" w:eastAsia="x-none" w:bidi="ta-IN"/>
+      </w:rPr>
+      <w:t xml:space="preserve"> </w:t>
+    </w:r>
+    <w:r>
+      <w:rPr>
+        <w:rFonts w:ascii="Calibri"/>
+        <w:sz w:val="18"/>
       </w:rPr>
       <w:t>A</w:t>
     </w:r>
@@ -14164,7 +14209,16 @@
         <w:szCs w:val="18"/>
         <w:lang w:val="x-none" w:eastAsia="x-none" w:bidi="ta-IN"/>
       </w:rPr>
-      <w:t xml:space="preserve"> | Rev0</w:t>
+      <w:t xml:space="preserve"> </w:t>
+    </w:r>
+    <w:r>
+      <w:rPr>
+        <w:rFonts w:ascii="Calibri" w:eastAsia="Times New Roman" w:hAnsi="Calibri" w:cs="Calibri"/>
+        <w:sz w:val="18"/>
+        <w:szCs w:val="18"/>
+        <w:lang w:val="x-none" w:eastAsia="x-none" w:bidi="ta-IN"/>
+      </w:rPr>
+      <w:t>| Rev0</w:t>
     </w:r>
     <w:r>
       <w:rPr>
@@ -14393,7 +14447,7 @@
 </w:ftr>
 </file>
 
-<file path=word/footer3.xml><?xml version="1.0" encoding="utf-8"?>
+<file path=word/footer5.xml><?xml version="1.0" encoding="utf-8"?>
 <w:ftr xmlns:wpc="http://schemas.microsoft.com/office/word/2010/wordprocessingCanvas" xmlns:cx="http://schemas.microsoft.com/office/drawing/2014/chartex" xmlns:cx1="http://schemas.microsoft.com/office/drawing/2015/9/8/chartex" xmlns:cx2="http://schemas.microsoft.com/office/drawing/2015/10/21/chartex" xmlns:cx3="http://schemas.microsoft.com/office/drawing/2016/5/9/chartex" xmlns:cx4="http://schemas.microsoft.com/office/drawing/2016/5/10/chartex" xmlns:cx5="http://schemas.microsoft.com/office/drawing/2016/5/11/chartex" xmlns:cx6="http://schemas.microsoft.com/office/drawing/2016/5/12/chartex" xmlns:cx7="http://schemas.microsoft.com/office/drawing/2016/5/13/chartex" xmlns:cx8="http://schemas.microsoft.com/office/drawing/2016/5/14/chartex" xmlns:mc="http://schemas.openxmlformats.org/markup-compatibility/2006" xmlns:aink="http://schemas.microsoft.com/office/drawing/2016/ink" xmlns:am3d="http://schemas.microsoft.com/office/drawing/2017/model3d" xmlns:o="urn:schemas-microsoft-com:office:office" xmlns:oel="http://schemas.microsoft.com/office/2019/extlst" xmlns:r="http://schemas.openxmlformats.org/officeDocument/2006/relationships" xmlns:m="http://schemas.openxmlformats.org/officeDocument/2006/math" xmlns:v="urn:schemas-microsoft-com:vml" xmlns:wp14="http://schemas.microsoft.com/office/word/2010/wordprocessingDrawing" xmlns:wp="http://schemas.openxmlformats.org/drawingml/2006/wordprocessingDrawing" xmlns:w10="urn:schemas-microsoft-com:office:word" xmlns:w="http://schemas.openxmlformats.org/wordprocessingml/2006/main" xmlns:w14="http://schemas.microsoft.com/office/word/2010/wordml" xmlns:w15="http://schemas.microsoft.com/office/word/2012/wordml" xmlns:w16cex="http://schemas.microsoft.com/office/word/2018/wordml/cex" xmlns:w16cid="http://schemas.microsoft.com/office/word/2016/wordml/cid" xmlns:w16="http://schemas.microsoft.com/office/word/2018/wordml" xmlns:w16du="http://schemas.microsoft.com/office/word/2023/wordml/word16du" xmlns:w16sdtdh="http://schemas.microsoft.com/office/word/2020/wordml/sdtdatahash" xmlns:w16sdtfl="http://schemas.microsoft.com/office/word/2024/wordml/sdtformatlock" xmlns:w16se="http://schemas.microsoft.com/office/word/2015/wordml/symex" xmlns:wpg="http://schemas.microsoft.com/office/word/2010/wordprocessingGroup" xmlns:wpi="http://schemas.microsoft.com/office/word/2010/wordprocessingInk" xmlns:wne="http://schemas.microsoft.com/office/word/2006/wordml" xmlns:wps="http://schemas.microsoft.com/office/word/2010/wordprocessingShape" mc:Ignorable="w14 w15 w16se w16cid w16 w16cex w16sdtdh w16sdtfl w16du wp14">
   <w:p>
     <w:pPr>
@@ -14415,7 +14469,7 @@
 </w:ftr>
 </file>
 
-<file path=word/footer4.xml><?xml version="1.0" encoding="utf-8"?>
+<file path=word/footer6.xml><?xml version="1.0" encoding="utf-8"?>
 <w:ftr xmlns:wpc="http://schemas.microsoft.com/office/word/2010/wordprocessingCanvas" xmlns:cx="http://schemas.microsoft.com/office/drawing/2014/chartex" xmlns:cx1="http://schemas.microsoft.com/office/drawing/2015/9/8/chartex" xmlns:cx2="http://schemas.microsoft.com/office/drawing/2015/10/21/chartex" xmlns:cx3="http://schemas.microsoft.com/office/drawing/2016/5/9/chartex" xmlns:cx4="http://schemas.microsoft.com/office/drawing/2016/5/10/chartex" xmlns:cx5="http://schemas.microsoft.com/office/drawing/2016/5/11/chartex" xmlns:cx6="http://schemas.microsoft.com/office/drawing/2016/5/12/chartex" xmlns:cx7="http://schemas.microsoft.com/office/drawing/2016/5/13/chartex" xmlns:cx8="http://schemas.microsoft.com/office/drawing/2016/5/14/chartex" xmlns:mc="http://schemas.openxmlformats.org/markup-compatibility/2006" xmlns:aink="http://schemas.microsoft.com/office/drawing/2016/ink" xmlns:am3d="http://schemas.microsoft.com/office/drawing/2017/model3d" xmlns:o="urn:schemas-microsoft-com:office:office" xmlns:oel="http://schemas.microsoft.com/office/2019/extlst" xmlns:r="http://schemas.openxmlformats.org/officeDocument/2006/relationships" xmlns:m="http://schemas.openxmlformats.org/officeDocument/2006/math" xmlns:v="urn:schemas-microsoft-com:vml" xmlns:wp14="http://schemas.microsoft.com/office/word/2010/wordprocessingDrawing" xmlns:wp="http://schemas.openxmlformats.org/drawingml/2006/wordprocessingDrawing" xmlns:w10="urn:schemas-microsoft-com:office:word" xmlns:w="http://schemas.openxmlformats.org/wordprocessingml/2006/main" xmlns:w14="http://schemas.microsoft.com/office/word/2010/wordml" xmlns:w15="http://schemas.microsoft.com/office/word/2012/wordml" xmlns:w16cex="http://schemas.microsoft.com/office/word/2018/wordml/cex" xmlns:w16cid="http://schemas.microsoft.com/office/word/2016/wordml/cid" xmlns:w16="http://schemas.microsoft.com/office/word/2018/wordml" xmlns:w16du="http://schemas.microsoft.com/office/word/2023/wordml/word16du" xmlns:w16sdtdh="http://schemas.microsoft.com/office/word/2020/wordml/sdtdatahash" xmlns:w16sdtfl="http://schemas.microsoft.com/office/word/2024/wordml/sdtformatlock" xmlns:w16se="http://schemas.microsoft.com/office/word/2015/wordml/symex" xmlns:wpg="http://schemas.microsoft.com/office/word/2010/wordprocessingGroup" xmlns:wpi="http://schemas.microsoft.com/office/word/2010/wordprocessingInk" xmlns:wne="http://schemas.microsoft.com/office/word/2006/wordml" xmlns:wps="http://schemas.microsoft.com/office/word/2010/wordprocessingShape" mc:Ignorable="w14 w15 w16se w16cid w16 w16cex w16sdtdh w16sdtfl w16du wp14">
   <w:p>
     <w:pPr>
@@ -14486,7 +14540,47 @@
         <w:szCs w:val="16"/>
         <w:lang w:val="x-none" w:eastAsia="x-none" w:bidi="ta-IN"/>
       </w:rPr>
-      <w:t xml:space="preserve">            EFG-SP-01 A | Rev03/01-02-202</w:t>
+      <w:t xml:space="preserve">            </w:t>
+    </w:r>
+    <w:r>
+      <w:rPr>
+        <w:rFonts w:ascii="Calibri"/>
+        <w:sz w:val="18"/>
+      </w:rPr>
+      <w:t>EFG-SP-02</w:t>
+    </w:r>
+    <w:r>
+      <w:rPr>
+        <w:rFonts w:ascii="Calibri"/>
+        <w:spacing w:val="-6"/>
+        <w:sz w:val="18"/>
+      </w:rPr>
+      <w:t xml:space="preserve"> </w:t>
+    </w:r>
+    <w:r>
+      <w:rPr>
+        <w:rFonts w:ascii="Calibri"/>
+        <w:sz w:val="18"/>
+      </w:rPr>
+      <w:t>A</w:t>
+    </w:r>
+    <w:r>
+      <w:rPr>
+        <w:rFonts w:ascii="Calibri" w:eastAsia="Times New Roman" w:hAnsi="Calibri" w:cs="Calibri"/>
+        <w:sz w:val="16"/>
+        <w:szCs w:val="16"/>
+        <w:lang w:val="x-none" w:eastAsia="x-none" w:bidi="ta-IN"/>
+      </w:rPr>
+      <w:t xml:space="preserve"> </w:t>
+    </w:r>
+    <w:r>
+      <w:rPr>
+        <w:rFonts w:ascii="Calibri" w:eastAsia="Times New Roman" w:hAnsi="Calibri" w:cs="Calibri"/>
+        <w:sz w:val="16"/>
+        <w:szCs w:val="16"/>
+        <w:lang w:val="x-none" w:eastAsia="x-none" w:bidi="ta-IN"/>
+      </w:rPr>
+      <w:t>| Rev03/01-02-202</w:t>
     </w:r>
     <w:r>
       <w:rPr>
@@ -14944,7 +15038,7 @@
 </w:ftr>
 </file>
 
-<file path=word/footer5.xml><?xml version="1.0" encoding="utf-8"?>
+<file path=word/footer7.xml><?xml version="1.0" encoding="utf-8"?>
 <w:ftr xmlns:wpc="http://schemas.microsoft.com/office/word/2010/wordprocessingCanvas" xmlns:cx="http://schemas.microsoft.com/office/drawing/2014/chartex" xmlns:cx1="http://schemas.microsoft.com/office/drawing/2015/9/8/chartex" xmlns:cx2="http://schemas.microsoft.com/office/drawing/2015/10/21/chartex" xmlns:cx3="http://schemas.microsoft.com/office/drawing/2016/5/9/chartex" xmlns:cx4="http://schemas.microsoft.com/office/drawing/2016/5/10/chartex" xmlns:cx5="http://schemas.microsoft.com/office/drawing/2016/5/11/chartex" xmlns:cx6="http://schemas.microsoft.com/office/drawing/2016/5/12/chartex" xmlns:cx7="http://schemas.microsoft.com/office/drawing/2016/5/13/chartex" xmlns:cx8="http://schemas.microsoft.com/office/drawing/2016/5/14/chartex" xmlns:mc="http://schemas.openxmlformats.org/markup-compatibility/2006" xmlns:aink="http://schemas.microsoft.com/office/drawing/2016/ink" xmlns:am3d="http://schemas.microsoft.com/office/drawing/2017/model3d" xmlns:o="urn:schemas-microsoft-com:office:office" xmlns:oel="http://schemas.microsoft.com/office/2019/extlst" xmlns:r="http://schemas.openxmlformats.org/officeDocument/2006/relationships" xmlns:m="http://schemas.openxmlformats.org/officeDocument/2006/math" xmlns:v="urn:schemas-microsoft-com:vml" xmlns:wp14="http://schemas.microsoft.com/office/word/2010/wordprocessingDrawing" xmlns:wp="http://schemas.openxmlformats.org/drawingml/2006/wordprocessingDrawing" xmlns:w10="urn:schemas-microsoft-com:office:word" xmlns:w="http://schemas.openxmlformats.org/wordprocessingml/2006/main" xmlns:w14="http://schemas.microsoft.com/office/word/2010/wordml" xmlns:w15="http://schemas.microsoft.com/office/word/2012/wordml" xmlns:w16cex="http://schemas.microsoft.com/office/word/2018/wordml/cex" xmlns:w16cid="http://schemas.microsoft.com/office/word/2016/wordml/cid" xmlns:w16="http://schemas.microsoft.com/office/word/2018/wordml" xmlns:w16du="http://schemas.microsoft.com/office/word/2023/wordml/word16du" xmlns:w16sdtdh="http://schemas.microsoft.com/office/word/2020/wordml/sdtdatahash" xmlns:w16sdtfl="http://schemas.microsoft.com/office/word/2024/wordml/sdtformatlock" xmlns:w16se="http://schemas.microsoft.com/office/word/2015/wordml/symex" xmlns:wpg="http://schemas.microsoft.com/office/word/2010/wordprocessingGroup" xmlns:wpi="http://schemas.microsoft.com/office/word/2010/wordprocessingInk" xmlns:wne="http://schemas.microsoft.com/office/word/2006/wordml" xmlns:wps="http://schemas.microsoft.com/office/word/2010/wordprocessingShape" mc:Ignorable="w14 w15 w16se w16cid w16 w16cex w16sdtdh w16sdtfl w16du wp14">
   <w:p>
     <w:pPr>
@@ -14986,6 +15080,16 @@
 </file>
 
 <file path=word/header1.xml><?xml version="1.0" encoding="utf-8"?>
+<w:hdr xmlns:wpc="http://schemas.microsoft.com/office/word/2010/wordprocessingCanvas" xmlns:cx="http://schemas.microsoft.com/office/drawing/2014/chartex" xmlns:cx1="http://schemas.microsoft.com/office/drawing/2015/9/8/chartex" xmlns:cx2="http://schemas.microsoft.com/office/drawing/2015/10/21/chartex" xmlns:cx3="http://schemas.microsoft.com/office/drawing/2016/5/9/chartex" xmlns:cx4="http://schemas.microsoft.com/office/drawing/2016/5/10/chartex" xmlns:cx5="http://schemas.microsoft.com/office/drawing/2016/5/11/chartex" xmlns:cx6="http://schemas.microsoft.com/office/drawing/2016/5/12/chartex" xmlns:cx7="http://schemas.microsoft.com/office/drawing/2016/5/13/chartex" xmlns:cx8="http://schemas.microsoft.com/office/drawing/2016/5/14/chartex" xmlns:mc="http://schemas.openxmlformats.org/markup-compatibility/2006" xmlns:aink="http://schemas.microsoft.com/office/drawing/2016/ink" xmlns:am3d="http://schemas.microsoft.com/office/drawing/2017/model3d" xmlns:o="urn:schemas-microsoft-com:office:office" xmlns:oel="http://schemas.microsoft.com/office/2019/extlst" xmlns:r="http://schemas.openxmlformats.org/officeDocument/2006/relationships" xmlns:m="http://schemas.openxmlformats.org/officeDocument/2006/math" xmlns:v="urn:schemas-microsoft-com:vml" xmlns:wp14="http://schemas.microsoft.com/office/word/2010/wordprocessingDrawing" xmlns:wp="http://schemas.openxmlformats.org/drawingml/2006/wordprocessingDrawing" xmlns:w10="urn:schemas-microsoft-com:office:word" xmlns:w="http://schemas.openxmlformats.org/wordprocessingml/2006/main" xmlns:w14="http://schemas.microsoft.com/office/word/2010/wordml" xmlns:w15="http://schemas.microsoft.com/office/word/2012/wordml" xmlns:w16cex="http://schemas.microsoft.com/office/word/2018/wordml/cex" xmlns:w16cid="http://schemas.microsoft.com/office/word/2016/wordml/cid" xmlns:w16="http://schemas.microsoft.com/office/word/2018/wordml" xmlns:w16du="http://schemas.microsoft.com/office/word/2023/wordml/word16du" xmlns:w16sdtdh="http://schemas.microsoft.com/office/word/2020/wordml/sdtdatahash" xmlns:w16sdtfl="http://schemas.microsoft.com/office/word/2024/wordml/sdtformatlock" xmlns:w16se="http://schemas.microsoft.com/office/word/2015/wordml/symex" xmlns:wpg="http://schemas.microsoft.com/office/word/2010/wordprocessingGroup" xmlns:wpi="http://schemas.microsoft.com/office/word/2010/wordprocessingInk" xmlns:wne="http://schemas.microsoft.com/office/word/2006/wordml" xmlns:wps="http://schemas.microsoft.com/office/word/2010/wordprocessingShape" mc:Ignorable="w14 w15 w16se w16cid w16 w16cex w16sdtdh w16sdtfl w16du wp14">
+  <w:p>
+    <w:pPr>
+      <w:pStyle w:val="Header"/>
+    </w:pPr>
+  </w:p>
+</w:hdr>
+</file>
+
+<file path=word/header2.xml><?xml version="1.0" encoding="utf-8"?>
 <w:hdr xmlns:wpc="http://schemas.microsoft.com/office/word/2010/wordprocessingCanvas" xmlns:cx="http://schemas.microsoft.com/office/drawing/2014/chartex" xmlns:cx1="http://schemas.microsoft.com/office/drawing/2015/9/8/chartex" xmlns:cx2="http://schemas.microsoft.com/office/drawing/2015/10/21/chartex" xmlns:cx3="http://schemas.microsoft.com/office/drawing/2016/5/9/chartex" xmlns:cx4="http://schemas.microsoft.com/office/drawing/2016/5/10/chartex" xmlns:cx5="http://schemas.microsoft.com/office/drawing/2016/5/11/chartex" xmlns:cx6="http://schemas.microsoft.com/office/drawing/2016/5/12/chartex" xmlns:cx7="http://schemas.microsoft.com/office/drawing/2016/5/13/chartex" xmlns:cx8="http://schemas.microsoft.com/office/drawing/2016/5/14/chartex" xmlns:mc="http://schemas.openxmlformats.org/markup-compatibility/2006" xmlns:aink="http://schemas.microsoft.com/office/drawing/2016/ink" xmlns:am3d="http://schemas.microsoft.com/office/drawing/2017/model3d" xmlns:o="urn:schemas-microsoft-com:office:office" xmlns:oel="http://schemas.microsoft.com/office/2019/extlst" xmlns:r="http://schemas.openxmlformats.org/officeDocument/2006/relationships" xmlns:m="http://schemas.openxmlformats.org/officeDocument/2006/math" xmlns:v="urn:schemas-microsoft-com:vml" xmlns:wp14="http://schemas.microsoft.com/office/word/2010/wordprocessingDrawing" xmlns:wp="http://schemas.openxmlformats.org/drawingml/2006/wordprocessingDrawing" xmlns:w10="urn:schemas-microsoft-com:office:word" xmlns:w="http://schemas.openxmlformats.org/wordprocessingml/2006/main" xmlns:w14="http://schemas.microsoft.com/office/word/2010/wordml" xmlns:w15="http://schemas.microsoft.com/office/word/2012/wordml" xmlns:w16cex="http://schemas.microsoft.com/office/word/2018/wordml/cex" xmlns:w16cid="http://schemas.microsoft.com/office/word/2016/wordml/cid" xmlns:w16="http://schemas.microsoft.com/office/word/2018/wordml" xmlns:w16du="http://schemas.microsoft.com/office/word/2023/wordml/word16du" xmlns:w16sdtdh="http://schemas.microsoft.com/office/word/2020/wordml/sdtdatahash" xmlns:w16sdtfl="http://schemas.microsoft.com/office/word/2024/wordml/sdtformatlock" xmlns:w16se="http://schemas.microsoft.com/office/word/2015/wordml/symex" xmlns:wpg="http://schemas.microsoft.com/office/word/2010/wordprocessingGroup" xmlns:wpi="http://schemas.microsoft.com/office/word/2010/wordprocessingInk" xmlns:wne="http://schemas.microsoft.com/office/word/2006/wordml" xmlns:wps="http://schemas.microsoft.com/office/word/2010/wordprocessingShape" mc:Ignorable="w14 w15 w16se w16cid w16 w16cex w16sdtdh w16sdtfl w16du wp14">
   <w:p>
     <w:pPr>
@@ -15239,7 +15343,17 @@
 </w:hdr>
 </file>
 
-<file path=word/header2.xml><?xml version="1.0" encoding="utf-8"?>
+<file path=word/header3.xml><?xml version="1.0" encoding="utf-8"?>
+<w:hdr xmlns:wpc="http://schemas.microsoft.com/office/word/2010/wordprocessingCanvas" xmlns:cx="http://schemas.microsoft.com/office/drawing/2014/chartex" xmlns:cx1="http://schemas.microsoft.com/office/drawing/2015/9/8/chartex" xmlns:cx2="http://schemas.microsoft.com/office/drawing/2015/10/21/chartex" xmlns:cx3="http://schemas.microsoft.com/office/drawing/2016/5/9/chartex" xmlns:cx4="http://schemas.microsoft.com/office/drawing/2016/5/10/chartex" xmlns:cx5="http://schemas.microsoft.com/office/drawing/2016/5/11/chartex" xmlns:cx6="http://schemas.microsoft.com/office/drawing/2016/5/12/chartex" xmlns:cx7="http://schemas.microsoft.com/office/drawing/2016/5/13/chartex" xmlns:cx8="http://schemas.microsoft.com/office/drawing/2016/5/14/chartex" xmlns:mc="http://schemas.openxmlformats.org/markup-compatibility/2006" xmlns:aink="http://schemas.microsoft.com/office/drawing/2016/ink" xmlns:am3d="http://schemas.microsoft.com/office/drawing/2017/model3d" xmlns:o="urn:schemas-microsoft-com:office:office" xmlns:oel="http://schemas.microsoft.com/office/2019/extlst" xmlns:r="http://schemas.openxmlformats.org/officeDocument/2006/relationships" xmlns:m="http://schemas.openxmlformats.org/officeDocument/2006/math" xmlns:v="urn:schemas-microsoft-com:vml" xmlns:wp14="http://schemas.microsoft.com/office/word/2010/wordprocessingDrawing" xmlns:wp="http://schemas.openxmlformats.org/drawingml/2006/wordprocessingDrawing" xmlns:w10="urn:schemas-microsoft-com:office:word" xmlns:w="http://schemas.openxmlformats.org/wordprocessingml/2006/main" xmlns:w14="http://schemas.microsoft.com/office/word/2010/wordml" xmlns:w15="http://schemas.microsoft.com/office/word/2012/wordml" xmlns:w16cex="http://schemas.microsoft.com/office/word/2018/wordml/cex" xmlns:w16cid="http://schemas.microsoft.com/office/word/2016/wordml/cid" xmlns:w16="http://schemas.microsoft.com/office/word/2018/wordml" xmlns:w16du="http://schemas.microsoft.com/office/word/2023/wordml/word16du" xmlns:w16sdtdh="http://schemas.microsoft.com/office/word/2020/wordml/sdtdatahash" xmlns:w16sdtfl="http://schemas.microsoft.com/office/word/2024/wordml/sdtformatlock" xmlns:w16se="http://schemas.microsoft.com/office/word/2015/wordml/symex" xmlns:wpg="http://schemas.microsoft.com/office/word/2010/wordprocessingGroup" xmlns:wpi="http://schemas.microsoft.com/office/word/2010/wordprocessingInk" xmlns:wne="http://schemas.microsoft.com/office/word/2006/wordml" xmlns:wps="http://schemas.microsoft.com/office/word/2010/wordprocessingShape" mc:Ignorable="w14 w15 w16se w16cid w16 w16cex w16sdtdh w16sdtfl w16du wp14">
+  <w:p>
+    <w:pPr>
+      <w:pStyle w:val="Header"/>
+    </w:pPr>
+  </w:p>
+</w:hdr>
+</file>
+
+<file path=word/header4.xml><?xml version="1.0" encoding="utf-8"?>
 <w:hdr xmlns:wpc="http://schemas.microsoft.com/office/word/2010/wordprocessingCanvas" xmlns:cx="http://schemas.microsoft.com/office/drawing/2014/chartex" xmlns:cx1="http://schemas.microsoft.com/office/drawing/2015/9/8/chartex" xmlns:cx2="http://schemas.microsoft.com/office/drawing/2015/10/21/chartex" xmlns:cx3="http://schemas.microsoft.com/office/drawing/2016/5/9/chartex" xmlns:cx4="http://schemas.microsoft.com/office/drawing/2016/5/10/chartex" xmlns:cx5="http://schemas.microsoft.com/office/drawing/2016/5/11/chartex" xmlns:cx6="http://schemas.microsoft.com/office/drawing/2016/5/12/chartex" xmlns:cx7="http://schemas.microsoft.com/office/drawing/2016/5/13/chartex" xmlns:cx8="http://schemas.microsoft.com/office/drawing/2016/5/14/chartex" xmlns:mc="http://schemas.openxmlformats.org/markup-compatibility/2006" xmlns:aink="http://schemas.microsoft.com/office/drawing/2016/ink" xmlns:am3d="http://schemas.microsoft.com/office/drawing/2017/model3d" xmlns:o="urn:schemas-microsoft-com:office:office" xmlns:oel="http://schemas.microsoft.com/office/2019/extlst" xmlns:r="http://schemas.openxmlformats.org/officeDocument/2006/relationships" xmlns:m="http://schemas.openxmlformats.org/officeDocument/2006/math" xmlns:v="urn:schemas-microsoft-com:vml" xmlns:wp14="http://schemas.microsoft.com/office/word/2010/wordprocessingDrawing" xmlns:wp="http://schemas.openxmlformats.org/drawingml/2006/wordprocessingDrawing" xmlns:w10="urn:schemas-microsoft-com:office:word" xmlns:w="http://schemas.openxmlformats.org/wordprocessingml/2006/main" xmlns:w14="http://schemas.microsoft.com/office/word/2010/wordml" xmlns:w15="http://schemas.microsoft.com/office/word/2012/wordml" xmlns:w16cex="http://schemas.microsoft.com/office/word/2018/wordml/cex" xmlns:w16cid="http://schemas.microsoft.com/office/word/2016/wordml/cid" xmlns:w16="http://schemas.microsoft.com/office/word/2018/wordml" xmlns:w16du="http://schemas.microsoft.com/office/word/2023/wordml/word16du" xmlns:w16sdtdh="http://schemas.microsoft.com/office/word/2020/wordml/sdtdatahash" xmlns:w16sdtfl="http://schemas.microsoft.com/office/word/2024/wordml/sdtformatlock" xmlns:w16se="http://schemas.microsoft.com/office/word/2015/wordml/symex" xmlns:wpg="http://schemas.microsoft.com/office/word/2010/wordprocessingGroup" xmlns:wpi="http://schemas.microsoft.com/office/word/2010/wordprocessingInk" xmlns:wne="http://schemas.microsoft.com/office/word/2006/wordml" xmlns:wps="http://schemas.microsoft.com/office/word/2010/wordprocessingShape" mc:Ignorable="w14 w15 w16se w16cid w16 w16cex w16sdtdh w16sdtfl w16du wp14">
   <w:p>
     <w:pPr>
@@ -15565,7 +15679,7 @@
 </w:hdr>
 </file>
 
-<file path=word/header3.xml><?xml version="1.0" encoding="utf-8"?>
+<file path=word/header5.xml><?xml version="1.0" encoding="utf-8"?>
 <w:hdr xmlns:wpc="http://schemas.microsoft.com/office/word/2010/wordprocessingCanvas" xmlns:cx="http://schemas.microsoft.com/office/drawing/2014/chartex" xmlns:cx1="http://schemas.microsoft.com/office/drawing/2015/9/8/chartex" xmlns:cx2="http://schemas.microsoft.com/office/drawing/2015/10/21/chartex" xmlns:cx3="http://schemas.microsoft.com/office/drawing/2016/5/9/chartex" xmlns:cx4="http://schemas.microsoft.com/office/drawing/2016/5/10/chartex" xmlns:cx5="http://schemas.microsoft.com/office/drawing/2016/5/11/chartex" xmlns:cx6="http://schemas.microsoft.com/office/drawing/2016/5/12/chartex" xmlns:cx7="http://schemas.microsoft.com/office/drawing/2016/5/13/chartex" xmlns:cx8="http://schemas.microsoft.com/office/drawing/2016/5/14/chartex" xmlns:mc="http://schemas.openxmlformats.org/markup-compatibility/2006" xmlns:aink="http://schemas.microsoft.com/office/drawing/2016/ink" xmlns:am3d="http://schemas.microsoft.com/office/drawing/2017/model3d" xmlns:o="urn:schemas-microsoft-com:office:office" xmlns:oel="http://schemas.microsoft.com/office/2019/extlst" xmlns:r="http://schemas.openxmlformats.org/officeDocument/2006/relationships" xmlns:m="http://schemas.openxmlformats.org/officeDocument/2006/math" xmlns:v="urn:schemas-microsoft-com:vml" xmlns:wp14="http://schemas.microsoft.com/office/word/2010/wordprocessingDrawing" xmlns:wp="http://schemas.openxmlformats.org/drawingml/2006/wordprocessingDrawing" xmlns:w10="urn:schemas-microsoft-com:office:word" xmlns:w="http://schemas.openxmlformats.org/wordprocessingml/2006/main" xmlns:w14="http://schemas.microsoft.com/office/word/2010/wordml" xmlns:w15="http://schemas.microsoft.com/office/word/2012/wordml" xmlns:w16cex="http://schemas.microsoft.com/office/word/2018/wordml/cex" xmlns:w16cid="http://schemas.microsoft.com/office/word/2016/wordml/cid" xmlns:w16="http://schemas.microsoft.com/office/word/2018/wordml" xmlns:w16du="http://schemas.microsoft.com/office/word/2023/wordml/word16du" xmlns:w16sdtdh="http://schemas.microsoft.com/office/word/2020/wordml/sdtdatahash" xmlns:w16sdtfl="http://schemas.microsoft.com/office/word/2024/wordml/sdtformatlock" xmlns:w16se="http://schemas.microsoft.com/office/word/2015/wordml/symex" xmlns:wpg="http://schemas.microsoft.com/office/word/2010/wordprocessingGroup" xmlns:wpi="http://schemas.microsoft.com/office/word/2010/wordprocessingInk" xmlns:wne="http://schemas.microsoft.com/office/word/2006/wordml" xmlns:wps="http://schemas.microsoft.com/office/word/2010/wordprocessingShape" mc:Ignorable="w14 w15 w16se w16cid w16 w16cex w16sdtdh w16sdtfl w16du wp14">
   <w:p>
     <w:pPr>
@@ -15587,7 +15701,7 @@
 </w:hdr>
 </file>
 
-<file path=word/header4.xml><?xml version="1.0" encoding="utf-8"?>
+<file path=word/header6.xml><?xml version="1.0" encoding="utf-8"?>
 <w:hdr xmlns:wpc="http://schemas.microsoft.com/office/word/2010/wordprocessingCanvas" xmlns:cx="http://schemas.microsoft.com/office/drawing/2014/chartex" xmlns:cx1="http://schemas.microsoft.com/office/drawing/2015/9/8/chartex" xmlns:cx2="http://schemas.microsoft.com/office/drawing/2015/10/21/chartex" xmlns:cx3="http://schemas.microsoft.com/office/drawing/2016/5/9/chartex" xmlns:cx4="http://schemas.microsoft.com/office/drawing/2016/5/10/chartex" xmlns:cx5="http://schemas.microsoft.com/office/drawing/2016/5/11/chartex" xmlns:cx6="http://schemas.microsoft.com/office/drawing/2016/5/12/chartex" xmlns:cx7="http://schemas.microsoft.com/office/drawing/2016/5/13/chartex" xmlns:cx8="http://schemas.microsoft.com/office/drawing/2016/5/14/chartex" xmlns:mc="http://schemas.openxmlformats.org/markup-compatibility/2006" xmlns:aink="http://schemas.microsoft.com/office/drawing/2016/ink" xmlns:am3d="http://schemas.microsoft.com/office/drawing/2017/model3d" xmlns:o="urn:schemas-microsoft-com:office:office" xmlns:oel="http://schemas.microsoft.com/office/2019/extlst" xmlns:r="http://schemas.openxmlformats.org/officeDocument/2006/relationships" xmlns:m="http://schemas.openxmlformats.org/officeDocument/2006/math" xmlns:v="urn:schemas-microsoft-com:vml" xmlns:wp14="http://schemas.microsoft.com/office/word/2010/wordprocessingDrawing" xmlns:wp="http://schemas.openxmlformats.org/drawingml/2006/wordprocessingDrawing" xmlns:w10="urn:schemas-microsoft-com:office:word" xmlns:w="http://schemas.openxmlformats.org/wordprocessingml/2006/main" xmlns:w14="http://schemas.microsoft.com/office/word/2010/wordml" xmlns:w15="http://schemas.microsoft.com/office/word/2012/wordml" xmlns:w16cex="http://schemas.microsoft.com/office/word/2018/wordml/cex" xmlns:w16cid="http://schemas.microsoft.com/office/word/2016/wordml/cid" xmlns:w16="http://schemas.microsoft.com/office/word/2018/wordml" xmlns:w16du="http://schemas.microsoft.com/office/word/2023/wordml/word16du" xmlns:w16sdtdh="http://schemas.microsoft.com/office/word/2020/wordml/sdtdatahash" xmlns:w16sdtfl="http://schemas.microsoft.com/office/word/2024/wordml/sdtformatlock" xmlns:w16se="http://schemas.microsoft.com/office/word/2015/wordml/symex" xmlns:wpg="http://schemas.microsoft.com/office/word/2010/wordprocessingGroup" xmlns:wpi="http://schemas.microsoft.com/office/word/2010/wordprocessingInk" xmlns:wne="http://schemas.microsoft.com/office/word/2006/wordml" xmlns:wps="http://schemas.microsoft.com/office/word/2010/wordprocessingShape" mc:Ignorable="w14 w15 w16se w16cid w16 w16cex w16sdtdh w16sdtfl w16du wp14">
   <w:p>
     <w:pPr>
@@ -16528,7 +16642,7 @@
 </w:hdr>
 </file>
 
-<file path=word/header5.xml><?xml version="1.0" encoding="utf-8"?>
+<file path=word/header7.xml><?xml version="1.0" encoding="utf-8"?>
 <w:hdr xmlns:wpc="http://schemas.microsoft.com/office/word/2010/wordprocessingCanvas" xmlns:cx="http://schemas.microsoft.com/office/drawing/2014/chartex" xmlns:cx1="http://schemas.microsoft.com/office/drawing/2015/9/8/chartex" xmlns:cx2="http://schemas.microsoft.com/office/drawing/2015/10/21/chartex" xmlns:cx3="http://schemas.microsoft.com/office/drawing/2016/5/9/chartex" xmlns:cx4="http://schemas.microsoft.com/office/drawing/2016/5/10/chartex" xmlns:cx5="http://schemas.microsoft.com/office/drawing/2016/5/11/chartex" xmlns:cx6="http://schemas.microsoft.com/office/drawing/2016/5/12/chartex" xmlns:cx7="http://schemas.microsoft.com/office/drawing/2016/5/13/chartex" xmlns:cx8="http://schemas.microsoft.com/office/drawing/2016/5/14/chartex" xmlns:mc="http://schemas.openxmlformats.org/markup-compatibility/2006" xmlns:aink="http://schemas.microsoft.com/office/drawing/2016/ink" xmlns:am3d="http://schemas.microsoft.com/office/drawing/2017/model3d" xmlns:o="urn:schemas-microsoft-com:office:office" xmlns:oel="http://schemas.microsoft.com/office/2019/extlst" xmlns:r="http://schemas.openxmlformats.org/officeDocument/2006/relationships" xmlns:m="http://schemas.openxmlformats.org/officeDocument/2006/math" xmlns:v="urn:schemas-microsoft-com:vml" xmlns:wp14="http://schemas.microsoft.com/office/word/2010/wordprocessingDrawing" xmlns:wp="http://schemas.openxmlformats.org/drawingml/2006/wordprocessingDrawing" xmlns:w10="urn:schemas-microsoft-com:office:word" xmlns:w="http://schemas.openxmlformats.org/wordprocessingml/2006/main" xmlns:w14="http://schemas.microsoft.com/office/word/2010/wordml" xmlns:w15="http://schemas.microsoft.com/office/word/2012/wordml" xmlns:w16cex="http://schemas.microsoft.com/office/word/2018/wordml/cex" xmlns:w16cid="http://schemas.microsoft.com/office/word/2016/wordml/cid" xmlns:w16="http://schemas.microsoft.com/office/word/2018/wordml" xmlns:w16du="http://schemas.microsoft.com/office/word/2023/wordml/word16du" xmlns:w16sdtdh="http://schemas.microsoft.com/office/word/2020/wordml/sdtdatahash" xmlns:w16sdtfl="http://schemas.microsoft.com/office/word/2024/wordml/sdtformatlock" xmlns:w16se="http://schemas.microsoft.com/office/word/2015/wordml/symex" xmlns:wpg="http://schemas.microsoft.com/office/word/2010/wordprocessingGroup" xmlns:wpi="http://schemas.microsoft.com/office/word/2010/wordprocessingInk" xmlns:wne="http://schemas.microsoft.com/office/word/2006/wordml" xmlns:wps="http://schemas.microsoft.com/office/word/2010/wordprocessingShape" mc:Ignorable="w14 w15 w16se w16cid w16 w16cex w16sdtdh w16sdtfl w16du wp14">
   <w:p>
     <w:pPr>
